--- a/Zerde_Ulttyq_oiyndar/Zertteu_kundeligi.docx
+++ b/Zerde_Ulttyq_oiyndar/Zertteu_kundeligi.docx
@@ -100,23 +100,6 @@
         <w:t xml:space="preserve">Жобаның түрі: ☒ Жеке   ☐ Командалық</w:t>
       </w:r>
     </w:p>
-    <w:p>
-      <w:pPr>
-        <w:spacing w:after="120" w:before="60" w:line="276"/>
-        <w:jc w:val="both"/>
-      </w:pPr>
-      <w:r>
-        <w:rPr>
-          <w:rFonts w:ascii="Times New Roman" w:cs="Times New Roman" w:eastAsia="Times New Roman" w:hAnsi="Times New Roman"/>
-          <w:b w:val="false"/>
-          <w:bCs w:val="false"/>
-          <w:sz w:val="22"/>
-          <w:szCs w:val="22"/>
-          <w:highlight w:val="yellow"/>
-        </w:rPr>
-        <w:t xml:space="preserve">НҰСҚАУ (тапсыру алдында өшіріледі): Күнделікті жұмыс барысында толтырыңыз: нақты күнді, не істегеніңізді, не шыққанын және қандай қиындық болғанын өз сөзіңізбен жазыңыз. Төмендегі жолдар – жоспар бойынша дайындалған үлгі, оны шын орындалған жұмысқа сай өзгертіңіз.</w:t>
-      </w:r>
-    </w:p>
     <w:tbl>
       <w:tblPr>
         <w:tblW w:type="dxa" w:w="14570"/>
@@ -455,9 +438,8 @@
                 <w:bCs w:val="false"/>
                 <w:sz w:val="22"/>
                 <w:szCs w:val="22"/>
-                <w:highlight w:val="yellow"/>
-              </w:rPr>
-              <w:t xml:space="preserve">[күні]</w:t>
+              </w:rPr>
+              <w:t xml:space="preserve">2026 ж. қыркүйек</w:t>
             </w:r>
           </w:p>
         </w:tc>
@@ -592,9 +574,8 @@
                 <w:bCs w:val="false"/>
                 <w:sz w:val="22"/>
                 <w:szCs w:val="22"/>
-                <w:highlight w:val="yellow"/>
-              </w:rPr>
-              <w:t xml:space="preserve">[Қиындық болса жазыңыз]</w:t>
+              </w:rPr>
+              <w:t xml:space="preserve">Алғашында 15 шығарма алуды жоспарладым, кейін 11 шығармамен шектелдім</w:t>
             </w:r>
           </w:p>
         </w:tc>
@@ -700,9 +681,8 @@
                 <w:bCs w:val="false"/>
                 <w:sz w:val="22"/>
                 <w:szCs w:val="22"/>
-                <w:highlight w:val="yellow"/>
-              </w:rPr>
-              <w:t xml:space="preserve">[күні]</w:t>
+              </w:rPr>
+              <w:t xml:space="preserve">2026 ж. қыркүйек</w:t>
             </w:r>
           </w:p>
         </w:tc>
@@ -837,9 +817,8 @@
                 <w:bCs w:val="false"/>
                 <w:sz w:val="22"/>
                 <w:szCs w:val="22"/>
-                <w:highlight w:val="yellow"/>
-              </w:rPr>
-              <w:t xml:space="preserve">[Қиындық, өзгеріс]</w:t>
+              </w:rPr>
+              <w:t xml:space="preserve">–</w:t>
             </w:r>
           </w:p>
         </w:tc>
@@ -945,9 +924,8 @@
                 <w:bCs w:val="false"/>
                 <w:sz w:val="22"/>
                 <w:szCs w:val="22"/>
-                <w:highlight w:val="yellow"/>
-              </w:rPr>
-              <w:t xml:space="preserve">[күні]</w:t>
+              </w:rPr>
+              <w:t xml:space="preserve">2026 ж. қыркүйек</w:t>
             </w:r>
           </w:p>
         </w:tc>
@@ -981,7 +959,7 @@
                 <w:sz w:val="22"/>
                 <w:szCs w:val="22"/>
               </w:rPr>
-              <w:t xml:space="preserve">Ойындарды топтастыру</w:t>
+              <w:t xml:space="preserve">Ойындарды топтастыру және кодтау жүйесін жасау</w:t>
             </w:r>
           </w:p>
         </w:tc>
@@ -1015,7 +993,7 @@
                 <w:sz w:val="22"/>
                 <w:szCs w:val="22"/>
               </w:rPr>
-              <w:t xml:space="preserve">Зерттеуге 12 ойынды таңдап, оларды бес түрге бөлдім, әр ойынның ережесін жазып алдым</w:t>
+              <w:t xml:space="preserve">Жетекшім екеуміз 12 ойынды бес түрге бөлдік және ойынның сюжеттегі бес қызметін анықтадық</w:t>
             </w:r>
           </w:p>
         </w:tc>
@@ -1049,7 +1027,7 @@
                 <w:sz w:val="22"/>
                 <w:szCs w:val="22"/>
               </w:rPr>
-              <w:t xml:space="preserve">1-кесте, 1-сурет</w:t>
+              <w:t xml:space="preserve">1- және 2-кестелер, зерттеу кестесі</w:t>
             </w:r>
           </w:p>
         </w:tc>
@@ -1082,9 +1060,8 @@
                 <w:bCs w:val="false"/>
                 <w:sz w:val="22"/>
                 <w:szCs w:val="22"/>
-                <w:highlight w:val="yellow"/>
-              </w:rPr>
-              <w:t xml:space="preserve">[Қиындық, өзгеріс]</w:t>
+              </w:rPr>
+              <w:t xml:space="preserve">–</w:t>
             </w:r>
           </w:p>
         </w:tc>
@@ -1190,9 +1167,8 @@
                 <w:bCs w:val="false"/>
                 <w:sz w:val="22"/>
                 <w:szCs w:val="22"/>
-                <w:highlight w:val="yellow"/>
-              </w:rPr>
-              <w:t xml:space="preserve">[күні]</w:t>
+              </w:rPr>
+              <w:t xml:space="preserve">2026 ж. қыркүйек</w:t>
             </w:r>
           </w:p>
         </w:tc>
@@ -1226,7 +1202,7 @@
                 <w:sz w:val="22"/>
                 <w:szCs w:val="22"/>
               </w:rPr>
-              <w:t xml:space="preserve">Шығармаларды таңдау және кодтау жүйесін жасау</w:t>
+              <w:t xml:space="preserve">Ертегілерді оқу және талдау</w:t>
             </w:r>
           </w:p>
         </w:tc>
@@ -1260,7 +1236,7 @@
                 <w:sz w:val="22"/>
                 <w:szCs w:val="22"/>
               </w:rPr>
-              <w:t xml:space="preserve">15 шығарманы (8 ертегі, 7 жыр) таңдадым, ойынның сюжеттегі бес қызметін анықтадым</w:t>
+              <w:t xml:space="preserve">«Ер Төстік», «Керқұла атты Кендебай», «Алтын сақа», «Күн астындағы Күнікей қыз» ертегілерін оқып, ойын кездескен эпизодтарды кестеге жаздым</w:t>
             </w:r>
           </w:p>
         </w:tc>
@@ -1294,7 +1270,7 @@
                 <w:sz w:val="22"/>
                 <w:szCs w:val="22"/>
               </w:rPr>
-              <w:t xml:space="preserve">2- және 3-кестелер, зерттеу кестесі</w:t>
+              <w:t xml:space="preserve">Ертегілерде 7 эпизод; ең көбі «Ер Төстікте» (3)</w:t>
             </w:r>
           </w:p>
         </w:tc>
@@ -1327,9 +1303,8 @@
                 <w:bCs w:val="false"/>
                 <w:sz w:val="22"/>
                 <w:szCs w:val="22"/>
-                <w:highlight w:val="yellow"/>
-              </w:rPr>
-              <w:t xml:space="preserve">[Қиындық, өзгеріс]</w:t>
+              </w:rPr>
+              <w:t xml:space="preserve">«Күнікей қызда» тізімде жоқ ойын – жаяу бәйге кездесті, оны «Басқа» деп жаздым</w:t>
             </w:r>
           </w:p>
         </w:tc>
@@ -1435,9 +1410,8 @@
                 <w:bCs w:val="false"/>
                 <w:sz w:val="22"/>
                 <w:szCs w:val="22"/>
-                <w:highlight w:val="yellow"/>
-              </w:rPr>
-              <w:t xml:space="preserve">[күні]</w:t>
+              </w:rPr>
+              <w:t xml:space="preserve">2026 ж. қыркүйек</w:t>
             </w:r>
           </w:p>
         </w:tc>
@@ -1471,7 +1445,7 @@
                 <w:sz w:val="22"/>
                 <w:szCs w:val="22"/>
               </w:rPr>
-              <w:t xml:space="preserve">Ертегілерді оқу және талдау</w:t>
+              <w:t xml:space="preserve">Жырларды оқу және талдау</w:t>
             </w:r>
           </w:p>
         </w:tc>
@@ -1505,7 +1479,7 @@
                 <w:sz w:val="22"/>
                 <w:szCs w:val="22"/>
               </w:rPr>
-              <w:t xml:space="preserve">8 ертегіні оқып, ойын кездескен эпизодтарды кестеге жаздым</w:t>
+              <w:t xml:space="preserve">7 жырды кітаптан және сайттан оқып, ойын кездескен эпизодтарды кестеге жаздым</w:t>
             </w:r>
           </w:p>
         </w:tc>
@@ -1539,28 +1513,7 @@
                 <w:sz w:val="22"/>
                 <w:szCs w:val="22"/>
               </w:rPr>
-              <w:t xml:space="preserve">Ертегілерде </w:t>
-            </w:r>
-            <w:r>
-              <w:rPr>
-                <w:rFonts w:ascii="Times New Roman" w:cs="Times New Roman" w:eastAsia="Times New Roman" w:hAnsi="Times New Roman"/>
-                <w:b w:val="false"/>
-                <w:bCs w:val="false"/>
-                <w:sz w:val="22"/>
-                <w:szCs w:val="22"/>
-                <w:highlight w:val="yellow"/>
-              </w:rPr>
-              <w:t xml:space="preserve">[___]</w:t>
-            </w:r>
-            <w:r>
-              <w:rPr>
-                <w:rFonts w:ascii="Times New Roman" w:cs="Times New Roman" w:eastAsia="Times New Roman" w:hAnsi="Times New Roman"/>
-                <w:b w:val="false"/>
-                <w:bCs w:val="false"/>
-                <w:sz w:val="22"/>
-                <w:szCs w:val="22"/>
-              </w:rPr>
-              <w:t xml:space="preserve"> эпизод</w:t>
+              <w:t xml:space="preserve">Жырларда 9 эпизод</w:t>
             </w:r>
           </w:p>
         </w:tc>
@@ -1593,9 +1546,8 @@
                 <w:bCs w:val="false"/>
                 <w:sz w:val="22"/>
                 <w:szCs w:val="22"/>
-                <w:highlight w:val="yellow"/>
-              </w:rPr>
-              <w:t xml:space="preserve">[Мысалы: ойынның қызметін анықтау қиын болған эпизод]</w:t>
+              </w:rPr>
+              <w:t xml:space="preserve">Кейбір эпизодта ойынның қызметін анықтау қиын болды – жетекшім екеуміз бірге шештік</w:t>
             </w:r>
           </w:p>
         </w:tc>
@@ -1701,9 +1653,8 @@
                 <w:bCs w:val="false"/>
                 <w:sz w:val="22"/>
                 <w:szCs w:val="22"/>
-                <w:highlight w:val="yellow"/>
-              </w:rPr>
-              <w:t xml:space="preserve">[күні]</w:t>
+              </w:rPr>
+              <w:t xml:space="preserve">2026 ж. қыркүйек</w:t>
             </w:r>
           </w:p>
         </w:tc>
@@ -1737,7 +1688,7 @@
                 <w:sz w:val="22"/>
                 <w:szCs w:val="22"/>
               </w:rPr>
-              <w:t xml:space="preserve">Жырларды оқу және талдау</w:t>
+              <w:t xml:space="preserve">Сауалнамаға дайындық</w:t>
             </w:r>
           </w:p>
         </w:tc>
@@ -1771,7 +1722,7 @@
                 <w:sz w:val="22"/>
                 <w:szCs w:val="22"/>
               </w:rPr>
-              <w:t xml:space="preserve">7 жырды оқып, ойын кездескен эпизодтарды кестеге жаздым</w:t>
+              <w:t xml:space="preserve">Жетекшім екеуміз сауалнаманы Google Forms-та жасадық, ата-ана келісім парағын дайындадық</w:t>
             </w:r>
           </w:p>
         </w:tc>
@@ -1805,28 +1756,7 @@
                 <w:sz w:val="22"/>
                 <w:szCs w:val="22"/>
               </w:rPr>
-              <w:t xml:space="preserve">Жырларда </w:t>
-            </w:r>
-            <w:r>
-              <w:rPr>
-                <w:rFonts w:ascii="Times New Roman" w:cs="Times New Roman" w:eastAsia="Times New Roman" w:hAnsi="Times New Roman"/>
-                <w:b w:val="false"/>
-                <w:bCs w:val="false"/>
-                <w:sz w:val="22"/>
-                <w:szCs w:val="22"/>
-                <w:highlight w:val="yellow"/>
-              </w:rPr>
-              <w:t xml:space="preserve">[___]</w:t>
-            </w:r>
-            <w:r>
-              <w:rPr>
-                <w:rFonts w:ascii="Times New Roman" w:cs="Times New Roman" w:eastAsia="Times New Roman" w:hAnsi="Times New Roman"/>
-                <w:b w:val="false"/>
-                <w:bCs w:val="false"/>
-                <w:sz w:val="22"/>
-                <w:szCs w:val="22"/>
-              </w:rPr>
-              <w:t xml:space="preserve"> эпизод</w:t>
+              <w:t xml:space="preserve">Ә, Б қосымшалары</w:t>
             </w:r>
           </w:p>
         </w:tc>
@@ -1859,9 +1789,8 @@
                 <w:bCs w:val="false"/>
                 <w:sz w:val="22"/>
                 <w:szCs w:val="22"/>
-                <w:highlight w:val="yellow"/>
-              </w:rPr>
-              <w:t xml:space="preserve">[Қиындық, өзгеріс]</w:t>
+              </w:rPr>
+              <w:t xml:space="preserve">Формада есім мен электрондық пошта сұралмады</w:t>
             </w:r>
           </w:p>
         </w:tc>
@@ -1967,111 +1896,121 @@
                 <w:bCs w:val="false"/>
                 <w:sz w:val="22"/>
                 <w:szCs w:val="22"/>
+              </w:rPr>
+              <w:t xml:space="preserve">2026 ж. қазан</w:t>
+            </w:r>
+          </w:p>
+        </w:tc>
+        <w:tc>
+          <w:tcPr>
+            <w:tcW w:type="dxa" w:w="2476"/>
+            <w:tcBorders>
+              <w:top w:val="single" w:color="000000" w:sz="4"/>
+              <w:left w:val="single" w:color="000000" w:sz="4"/>
+              <w:bottom w:val="single" w:color="000000" w:sz="4"/>
+              <w:right w:val="single" w:color="000000" w:sz="4"/>
+            </w:tcBorders>
+            <w:tcMar>
+              <w:top w:type="dxa" w:w="40"/>
+              <w:left w:type="dxa" w:w="80"/>
+              <w:bottom w:type="dxa" w:w="40"/>
+              <w:right w:type="dxa" w:w="80"/>
+            </w:tcMar>
+            <w:vAlign w:val="center"/>
+          </w:tcPr>
+          <w:p>
+            <w:pPr>
+              <w:spacing w:line="240"/>
+              <w:jc w:val="left"/>
+            </w:pPr>
+            <w:r>
+              <w:rPr>
+                <w:rFonts w:ascii="Times New Roman" w:cs="Times New Roman" w:eastAsia="Times New Roman" w:hAnsi="Times New Roman"/>
+                <w:b w:val="false"/>
+                <w:bCs w:val="false"/>
+                <w:sz w:val="22"/>
+                <w:szCs w:val="22"/>
+              </w:rPr>
+              <w:t xml:space="preserve">Сауалнама жүргізу</w:t>
+            </w:r>
+          </w:p>
+        </w:tc>
+        <w:tc>
+          <w:tcPr>
+            <w:tcW w:type="dxa" w:w="3642"/>
+            <w:tcBorders>
+              <w:top w:val="single" w:color="000000" w:sz="4"/>
+              <w:left w:val="single" w:color="000000" w:sz="4"/>
+              <w:bottom w:val="single" w:color="000000" w:sz="4"/>
+              <w:right w:val="single" w:color="000000" w:sz="4"/>
+            </w:tcBorders>
+            <w:tcMar>
+              <w:top w:type="dxa" w:w="40"/>
+              <w:left w:type="dxa" w:w="80"/>
+              <w:bottom w:type="dxa" w:w="40"/>
+              <w:right w:type="dxa" w:w="80"/>
+            </w:tcMar>
+            <w:vAlign w:val="center"/>
+          </w:tcPr>
+          <w:p>
+            <w:pPr>
+              <w:spacing w:line="240"/>
+              <w:jc w:val="left"/>
+            </w:pPr>
+            <w:r>
+              <w:rPr>
+                <w:rFonts w:ascii="Times New Roman" w:cs="Times New Roman" w:eastAsia="Times New Roman" w:hAnsi="Times New Roman"/>
+                <w:b w:val="false"/>
+                <w:bCs w:val="false"/>
+                <w:sz w:val="22"/>
+                <w:szCs w:val="22"/>
+              </w:rPr>
+              <w:t xml:space="preserve">Сыныптастарым сауалнаманы толтырды, жауаптарды кестеге енгіздім</w:t>
+            </w:r>
+          </w:p>
+        </w:tc>
+        <w:tc>
+          <w:tcPr>
+            <w:tcW w:type="dxa" w:w="3059"/>
+            <w:tcBorders>
+              <w:top w:val="single" w:color="000000" w:sz="4"/>
+              <w:left w:val="single" w:color="000000" w:sz="4"/>
+              <w:bottom w:val="single" w:color="000000" w:sz="4"/>
+              <w:right w:val="single" w:color="000000" w:sz="4"/>
+            </w:tcBorders>
+            <w:tcMar>
+              <w:top w:type="dxa" w:w="40"/>
+              <w:left w:type="dxa" w:w="80"/>
+              <w:bottom w:type="dxa" w:w="40"/>
+              <w:right w:type="dxa" w:w="80"/>
+            </w:tcMar>
+            <w:vAlign w:val="center"/>
+          </w:tcPr>
+          <w:p>
+            <w:pPr>
+              <w:spacing w:line="240"/>
+              <w:jc w:val="left"/>
+            </w:pPr>
+            <w:r>
+              <w:rPr>
+                <w:rFonts w:ascii="Times New Roman" w:cs="Times New Roman" w:eastAsia="Times New Roman" w:hAnsi="Times New Roman"/>
+                <w:b w:val="false"/>
+                <w:bCs w:val="false"/>
+                <w:sz w:val="22"/>
+                <w:szCs w:val="22"/>
                 <w:highlight w:val="yellow"/>
               </w:rPr>
-              <w:t xml:space="preserve">[күні]</w:t>
-            </w:r>
-          </w:p>
-        </w:tc>
-        <w:tc>
-          <w:tcPr>
-            <w:tcW w:type="dxa" w:w="2476"/>
-            <w:tcBorders>
-              <w:top w:val="single" w:color="000000" w:sz="4"/>
-              <w:left w:val="single" w:color="000000" w:sz="4"/>
-              <w:bottom w:val="single" w:color="000000" w:sz="4"/>
-              <w:right w:val="single" w:color="000000" w:sz="4"/>
-            </w:tcBorders>
-            <w:tcMar>
-              <w:top w:type="dxa" w:w="40"/>
-              <w:left w:type="dxa" w:w="80"/>
-              <w:bottom w:type="dxa" w:w="40"/>
-              <w:right w:type="dxa" w:w="80"/>
-            </w:tcMar>
-            <w:vAlign w:val="center"/>
-          </w:tcPr>
-          <w:p>
-            <w:pPr>
-              <w:spacing w:line="240"/>
-              <w:jc w:val="left"/>
-            </w:pPr>
-            <w:r>
-              <w:rPr>
-                <w:rFonts w:ascii="Times New Roman" w:cs="Times New Roman" w:eastAsia="Times New Roman" w:hAnsi="Times New Roman"/>
-                <w:b w:val="false"/>
-                <w:bCs w:val="false"/>
-                <w:sz w:val="22"/>
-                <w:szCs w:val="22"/>
-              </w:rPr>
-              <w:t xml:space="preserve">Сауалнамаға дайындық</w:t>
-            </w:r>
-          </w:p>
-        </w:tc>
-        <w:tc>
-          <w:tcPr>
-            <w:tcW w:type="dxa" w:w="3642"/>
-            <w:tcBorders>
-              <w:top w:val="single" w:color="000000" w:sz="4"/>
-              <w:left w:val="single" w:color="000000" w:sz="4"/>
-              <w:bottom w:val="single" w:color="000000" w:sz="4"/>
-              <w:right w:val="single" w:color="000000" w:sz="4"/>
-            </w:tcBorders>
-            <w:tcMar>
-              <w:top w:type="dxa" w:w="40"/>
-              <w:left w:type="dxa" w:w="80"/>
-              <w:bottom w:type="dxa" w:w="40"/>
-              <w:right w:type="dxa" w:w="80"/>
-            </w:tcMar>
-            <w:vAlign w:val="center"/>
-          </w:tcPr>
-          <w:p>
-            <w:pPr>
-              <w:spacing w:line="240"/>
-              <w:jc w:val="left"/>
-            </w:pPr>
-            <w:r>
-              <w:rPr>
-                <w:rFonts w:ascii="Times New Roman" w:cs="Times New Roman" w:eastAsia="Times New Roman" w:hAnsi="Times New Roman"/>
-                <w:b w:val="false"/>
-                <w:bCs w:val="false"/>
-                <w:sz w:val="22"/>
-                <w:szCs w:val="22"/>
-              </w:rPr>
-              <w:t xml:space="preserve">Сауалнама парағы мен ата-ана келісім парағын дайындадым, жетекшіммен бекіттім, келісім парақтарын жинадым</w:t>
-            </w:r>
-          </w:p>
-        </w:tc>
-        <w:tc>
-          <w:tcPr>
-            <w:tcW w:type="dxa" w:w="3059"/>
-            <w:tcBorders>
-              <w:top w:val="single" w:color="000000" w:sz="4"/>
-              <w:left w:val="single" w:color="000000" w:sz="4"/>
-              <w:bottom w:val="single" w:color="000000" w:sz="4"/>
-              <w:right w:val="single" w:color="000000" w:sz="4"/>
-            </w:tcBorders>
-            <w:tcMar>
-              <w:top w:type="dxa" w:w="40"/>
-              <w:left w:type="dxa" w:w="80"/>
-              <w:bottom w:type="dxa" w:w="40"/>
-              <w:right w:type="dxa" w:w="80"/>
-            </w:tcMar>
-            <w:vAlign w:val="center"/>
-          </w:tcPr>
-          <w:p>
-            <w:pPr>
-              <w:spacing w:line="240"/>
-              <w:jc w:val="left"/>
-            </w:pPr>
-            <w:r>
-              <w:rPr>
-                <w:rFonts w:ascii="Times New Roman" w:cs="Times New Roman" w:eastAsia="Times New Roman" w:hAnsi="Times New Roman"/>
-                <w:b w:val="false"/>
-                <w:bCs w:val="false"/>
-                <w:sz w:val="22"/>
-                <w:szCs w:val="22"/>
-              </w:rPr>
-              <w:t xml:space="preserve">Ә, Б қосымшалары</w:t>
+              <w:t xml:space="preserve">[___]</w:t>
+            </w:r>
+            <w:r>
+              <w:rPr>
+                <w:rFonts w:ascii="Times New Roman" w:cs="Times New Roman" w:eastAsia="Times New Roman" w:hAnsi="Times New Roman"/>
+                <w:b w:val="false"/>
+                <w:bCs w:val="false"/>
+                <w:sz w:val="22"/>
+                <w:szCs w:val="22"/>
+              </w:rPr>
+              <w:t xml:space="preserve"> қатысушы</w:t>
             </w:r>
           </w:p>
         </w:tc>
@@ -2104,9 +2043,8 @@
                 <w:bCs w:val="false"/>
                 <w:sz w:val="22"/>
                 <w:szCs w:val="22"/>
-                <w:highlight w:val="yellow"/>
-              </w:rPr>
-              <w:t xml:space="preserve">[Неше ата-ана келісім берді?]</w:t>
+              </w:rPr>
+              <w:t xml:space="preserve">–</w:t>
             </w:r>
           </w:p>
         </w:tc>
@@ -2212,9 +2150,8 @@
                 <w:bCs w:val="false"/>
                 <w:sz w:val="22"/>
                 <w:szCs w:val="22"/>
-                <w:highlight w:val="yellow"/>
-              </w:rPr>
-              <w:t xml:space="preserve">[күні]</w:t>
+              </w:rPr>
+              <w:t xml:space="preserve">2026 ж. қазан</w:t>
             </w:r>
           </w:p>
         </w:tc>
@@ -2248,7 +2185,7 @@
                 <w:sz w:val="22"/>
                 <w:szCs w:val="22"/>
               </w:rPr>
-              <w:t xml:space="preserve">Сауалнама жүргізу</w:t>
+              <w:t xml:space="preserve">Нәтижелерді өңдеу</w:t>
             </w:r>
           </w:p>
         </w:tc>
@@ -2282,7 +2219,7 @@
                 <w:sz w:val="22"/>
                 <w:szCs w:val="22"/>
               </w:rPr>
-              <w:t xml:space="preserve">Сыныптастарым сауалнама толтырды, жауаптарды кодпен кестеге енгіздім</w:t>
+              <w:t xml:space="preserve">Кестелер мен диаграммаларды жасадым, ертегі мен жырды салыстырдым, болжамды тексердім</w:t>
             </w:r>
           </w:p>
         </w:tc>
@@ -2315,19 +2252,8 @@
                 <w:bCs w:val="false"/>
                 <w:sz w:val="22"/>
                 <w:szCs w:val="22"/>
-                <w:highlight w:val="yellow"/>
-              </w:rPr>
-              <w:t xml:space="preserve">[___]</w:t>
-            </w:r>
-            <w:r>
-              <w:rPr>
-                <w:rFonts w:ascii="Times New Roman" w:cs="Times New Roman" w:eastAsia="Times New Roman" w:hAnsi="Times New Roman"/>
-                <w:b w:val="false"/>
-                <w:bCs w:val="false"/>
-                <w:sz w:val="22"/>
-                <w:szCs w:val="22"/>
-              </w:rPr>
-              <w:t xml:space="preserve"> қатысушы</w:t>
+              </w:rPr>
+              <w:t xml:space="preserve">4–8-кестелер, 3–5-суреттер</w:t>
             </w:r>
           </w:p>
         </w:tc>
@@ -2360,9 +2286,8 @@
                 <w:bCs w:val="false"/>
                 <w:sz w:val="22"/>
                 <w:szCs w:val="22"/>
-                <w:highlight w:val="yellow"/>
-              </w:rPr>
-              <w:t xml:space="preserve">[Қиындық, өзгеріс]</w:t>
+              </w:rPr>
+              <w:t xml:space="preserve">Болжамым ішінара расталды: сынақ жырда емес, ертегіде жиі кездесті</w:t>
             </w:r>
           </w:p>
         </w:tc>
@@ -2468,9 +2393,8 @@
                 <w:bCs w:val="false"/>
                 <w:sz w:val="22"/>
                 <w:szCs w:val="22"/>
-                <w:highlight w:val="yellow"/>
-              </w:rPr>
-              <w:t xml:space="preserve">[күні]</w:t>
+              </w:rPr>
+              <w:t xml:space="preserve">2026 ж. қазан</w:t>
             </w:r>
           </w:p>
         </w:tc>
@@ -2504,7 +2428,7 @@
                 <w:sz w:val="22"/>
                 <w:szCs w:val="22"/>
               </w:rPr>
-              <w:t xml:space="preserve">Нәтижелерді өңдеу</w:t>
+              <w:t xml:space="preserve">«Ертегі-ойын» карточкаларын жасау</w:t>
             </w:r>
           </w:p>
         </w:tc>
@@ -2538,7 +2462,7 @@
                 <w:sz w:val="22"/>
                 <w:szCs w:val="22"/>
               </w:rPr>
-              <w:t xml:space="preserve">Кестелер мен диаграммаларды жасадым, ертегі мен жырды салыстырдым, болжамды тексердім</w:t>
+              <w:t xml:space="preserve">Әр ойынға ережесі мен шығармадағы эпизоды бар карточка жасадым</w:t>
             </w:r>
           </w:p>
         </w:tc>
@@ -2572,7 +2496,7 @@
                 <w:sz w:val="22"/>
                 <w:szCs w:val="22"/>
               </w:rPr>
-              <w:t xml:space="preserve">4–8-кестелер, 3–5-суреттер</w:t>
+              <w:t xml:space="preserve">12 карточка (В қосымшасы)</w:t>
             </w:r>
           </w:p>
         </w:tc>
@@ -2605,9 +2529,8 @@
                 <w:bCs w:val="false"/>
                 <w:sz w:val="22"/>
                 <w:szCs w:val="22"/>
-                <w:highlight w:val="yellow"/>
-              </w:rPr>
-              <w:t xml:space="preserve">[Болжам расталды ма?]</w:t>
+              </w:rPr>
+              <w:t xml:space="preserve">Шығармаларда кездеспеген 6 ойынның карточкасында осыны көрсеттім</w:t>
             </w:r>
           </w:p>
         </w:tc>
@@ -2713,9 +2636,8 @@
                 <w:bCs w:val="false"/>
                 <w:sz w:val="22"/>
                 <w:szCs w:val="22"/>
-                <w:highlight w:val="yellow"/>
-              </w:rPr>
-              <w:t xml:space="preserve">[күні]</w:t>
+              </w:rPr>
+              <w:t xml:space="preserve">2026 ж. қазан</w:t>
             </w:r>
           </w:p>
         </w:tc>
@@ -2749,7 +2671,7 @@
                 <w:sz w:val="22"/>
                 <w:szCs w:val="22"/>
               </w:rPr>
-              <w:t xml:space="preserve">«Ертегі-ойын» карточкаларын жасау</w:t>
+              <w:t xml:space="preserve">Жұмысты жазу және рефлексия</w:t>
             </w:r>
           </w:p>
         </w:tc>
@@ -2783,7 +2705,7 @@
                 <w:sz w:val="22"/>
                 <w:szCs w:val="22"/>
               </w:rPr>
-              <w:t xml:space="preserve">Әр ойынға ережесі мен ертегідегі эпизоды бар карточка жасадым</w:t>
+              <w:t xml:space="preserve">Кіріспе, бөлімдер, қорытынды және рефлексия жаздым, антиплагиаттан тексердім</w:t>
             </w:r>
           </w:p>
         </w:tc>
@@ -2817,7 +2739,7 @@
                 <w:sz w:val="22"/>
                 <w:szCs w:val="22"/>
               </w:rPr>
-              <w:t xml:space="preserve">12 карточка (В қосымшасы)</w:t>
+              <w:t xml:space="preserve">Жұмыс мәтіні, аннотация</w:t>
             </w:r>
           </w:p>
         </w:tc>
@@ -2850,9 +2772,8 @@
                 <w:bCs w:val="false"/>
                 <w:sz w:val="22"/>
                 <w:szCs w:val="22"/>
-                <w:highlight w:val="yellow"/>
-              </w:rPr>
-              <w:t xml:space="preserve">[Карточканы сыныптастарға көрсеттіңіз бе?]</w:t>
+              </w:rPr>
+              <w:t xml:space="preserve">–</w:t>
             </w:r>
           </w:p>
         </w:tc>
@@ -2958,9 +2879,8 @@
                 <w:bCs w:val="false"/>
                 <w:sz w:val="22"/>
                 <w:szCs w:val="22"/>
-                <w:highlight w:val="yellow"/>
-              </w:rPr>
-              <w:t xml:space="preserve">[күні]</w:t>
+              </w:rPr>
+              <w:t xml:space="preserve">2026 ж. қазан</w:t>
             </w:r>
           </w:p>
         </w:tc>
@@ -2994,7 +2914,7 @@
                 <w:sz w:val="22"/>
                 <w:szCs w:val="22"/>
               </w:rPr>
-              <w:t xml:space="preserve">Жұмысты жазу және рефлексия</w:t>
+              <w:t xml:space="preserve">Қорғауға дайындық</w:t>
             </w:r>
           </w:p>
         </w:tc>
@@ -3028,7 +2948,7 @@
                 <w:sz w:val="22"/>
                 <w:szCs w:val="22"/>
               </w:rPr>
-              <w:t xml:space="preserve">Кіріспе, бөлімдер, қорытынды және рефлексия жаздым, антиплагиаттан тексердім</w:t>
+              <w:t xml:space="preserve">Көрме стенді мен қорғау сөзін дайындадым, 5–7 минутқа сыятындай жаттықтым</w:t>
             </w:r>
           </w:p>
         </w:tc>
@@ -3062,7 +2982,7 @@
                 <w:sz w:val="22"/>
                 <w:szCs w:val="22"/>
               </w:rPr>
-              <w:t xml:space="preserve">Жұмыс мәтіні, аннотация</w:t>
+              <w:t xml:space="preserve">Көрме стенді, қорғау сөзі</w:t>
             </w:r>
           </w:p>
         </w:tc>
@@ -3095,254 +3015,8 @@
                 <w:bCs w:val="false"/>
                 <w:sz w:val="22"/>
                 <w:szCs w:val="22"/>
-                <w:highlight w:val="yellow"/>
-              </w:rPr>
-              <w:t xml:space="preserve">[Не жетілдірілді?]</w:t>
-            </w:r>
-          </w:p>
-        </w:tc>
-        <w:tc>
-          <w:tcPr>
-            <w:tcW w:type="dxa" w:w="878"/>
-            <w:tcBorders>
-              <w:top w:val="single" w:color="000000" w:sz="4"/>
-              <w:left w:val="single" w:color="000000" w:sz="4"/>
-              <w:bottom w:val="single" w:color="000000" w:sz="4"/>
-              <w:right w:val="single" w:color="000000" w:sz="4"/>
-            </w:tcBorders>
-            <w:tcMar>
-              <w:top w:type="dxa" w:w="40"/>
-              <w:left w:type="dxa" w:w="80"/>
-              <w:bottom w:type="dxa" w:w="40"/>
-              <w:right w:type="dxa" w:w="80"/>
-            </w:tcMar>
-            <w:vAlign w:val="center"/>
-          </w:tcPr>
-          <w:p>
-            <w:pPr>
-              <w:spacing w:line="240"/>
-              <w:jc w:val="center"/>
-            </w:pPr>
-            <w:r>
-              <w:rPr>
-                <w:rFonts w:ascii="Times New Roman" w:cs="Times New Roman" w:eastAsia="Times New Roman" w:hAnsi="Times New Roman"/>
-                <w:b w:val="false"/>
-                <w:bCs w:val="false"/>
-                <w:sz w:val="22"/>
-                <w:szCs w:val="22"/>
               </w:rPr>
               <w:t xml:space="preserve">–</w:t>
-            </w:r>
-          </w:p>
-        </w:tc>
-      </w:tr>
-      <w:tr>
-        <w:trPr>
-          <w:cantSplit/>
-        </w:trPr>
-        <w:tc>
-          <w:tcPr>
-            <w:tcW w:type="dxa" w:w="582"/>
-            <w:tcBorders>
-              <w:top w:val="single" w:color="000000" w:sz="4"/>
-              <w:left w:val="single" w:color="000000" w:sz="4"/>
-              <w:bottom w:val="single" w:color="000000" w:sz="4"/>
-              <w:right w:val="single" w:color="000000" w:sz="4"/>
-            </w:tcBorders>
-            <w:tcMar>
-              <w:top w:type="dxa" w:w="40"/>
-              <w:left w:type="dxa" w:w="80"/>
-              <w:bottom w:type="dxa" w:w="40"/>
-              <w:right w:type="dxa" w:w="80"/>
-            </w:tcMar>
-            <w:vAlign w:val="center"/>
-          </w:tcPr>
-          <w:p>
-            <w:pPr>
-              <w:spacing w:line="240"/>
-              <w:jc w:val="center"/>
-            </w:pPr>
-            <w:r>
-              <w:rPr>
-                <w:rFonts w:ascii="Times New Roman" w:cs="Times New Roman" w:eastAsia="Times New Roman" w:hAnsi="Times New Roman"/>
-                <w:b w:val="false"/>
-                <w:bCs w:val="false"/>
-                <w:sz w:val="22"/>
-                <w:szCs w:val="22"/>
-              </w:rPr>
-              <w:t xml:space="preserve">12</w:t>
-            </w:r>
-          </w:p>
-        </w:tc>
-        <w:tc>
-          <w:tcPr>
-            <w:tcW w:type="dxa" w:w="1311"/>
-            <w:tcBorders>
-              <w:top w:val="single" w:color="000000" w:sz="4"/>
-              <w:left w:val="single" w:color="000000" w:sz="4"/>
-              <w:bottom w:val="single" w:color="000000" w:sz="4"/>
-              <w:right w:val="single" w:color="000000" w:sz="4"/>
-            </w:tcBorders>
-            <w:tcMar>
-              <w:top w:type="dxa" w:w="40"/>
-              <w:left w:type="dxa" w:w="80"/>
-              <w:bottom w:type="dxa" w:w="40"/>
-              <w:right w:type="dxa" w:w="80"/>
-            </w:tcMar>
-            <w:vAlign w:val="center"/>
-          </w:tcPr>
-          <w:p>
-            <w:pPr>
-              <w:spacing w:line="240"/>
-              <w:jc w:val="left"/>
-            </w:pPr>
-            <w:r>
-              <w:rPr>
-                <w:rFonts w:ascii="Times New Roman" w:cs="Times New Roman" w:eastAsia="Times New Roman" w:hAnsi="Times New Roman"/>
-                <w:b w:val="false"/>
-                <w:bCs w:val="false"/>
-                <w:sz w:val="22"/>
-                <w:szCs w:val="22"/>
-                <w:highlight w:val="yellow"/>
-              </w:rPr>
-              <w:t xml:space="preserve">[күні]</w:t>
-            </w:r>
-          </w:p>
-        </w:tc>
-        <w:tc>
-          <w:tcPr>
-            <w:tcW w:type="dxa" w:w="2476"/>
-            <w:tcBorders>
-              <w:top w:val="single" w:color="000000" w:sz="4"/>
-              <w:left w:val="single" w:color="000000" w:sz="4"/>
-              <w:bottom w:val="single" w:color="000000" w:sz="4"/>
-              <w:right w:val="single" w:color="000000" w:sz="4"/>
-            </w:tcBorders>
-            <w:tcMar>
-              <w:top w:type="dxa" w:w="40"/>
-              <w:left w:type="dxa" w:w="80"/>
-              <w:bottom w:type="dxa" w:w="40"/>
-              <w:right w:type="dxa" w:w="80"/>
-            </w:tcMar>
-            <w:vAlign w:val="center"/>
-          </w:tcPr>
-          <w:p>
-            <w:pPr>
-              <w:spacing w:line="240"/>
-              <w:jc w:val="left"/>
-            </w:pPr>
-            <w:r>
-              <w:rPr>
-                <w:rFonts w:ascii="Times New Roman" w:cs="Times New Roman" w:eastAsia="Times New Roman" w:hAnsi="Times New Roman"/>
-                <w:b w:val="false"/>
-                <w:bCs w:val="false"/>
-                <w:sz w:val="22"/>
-                <w:szCs w:val="22"/>
-              </w:rPr>
-              <w:t xml:space="preserve">Қорғауға дайындық</w:t>
-            </w:r>
-          </w:p>
-        </w:tc>
-        <w:tc>
-          <w:tcPr>
-            <w:tcW w:type="dxa" w:w="3642"/>
-            <w:tcBorders>
-              <w:top w:val="single" w:color="000000" w:sz="4"/>
-              <w:left w:val="single" w:color="000000" w:sz="4"/>
-              <w:bottom w:val="single" w:color="000000" w:sz="4"/>
-              <w:right w:val="single" w:color="000000" w:sz="4"/>
-            </w:tcBorders>
-            <w:tcMar>
-              <w:top w:type="dxa" w:w="40"/>
-              <w:left w:type="dxa" w:w="80"/>
-              <w:bottom w:type="dxa" w:w="40"/>
-              <w:right w:type="dxa" w:w="80"/>
-            </w:tcMar>
-            <w:vAlign w:val="center"/>
-          </w:tcPr>
-          <w:p>
-            <w:pPr>
-              <w:spacing w:line="240"/>
-              <w:jc w:val="left"/>
-            </w:pPr>
-            <w:r>
-              <w:rPr>
-                <w:rFonts w:ascii="Times New Roman" w:cs="Times New Roman" w:eastAsia="Times New Roman" w:hAnsi="Times New Roman"/>
-                <w:b w:val="false"/>
-                <w:bCs w:val="false"/>
-                <w:sz w:val="22"/>
-                <w:szCs w:val="22"/>
-              </w:rPr>
-              <w:t xml:space="preserve">Көрме стенді мен қорғау сөзін дайындадым, 5–7 минутқа сыятындай жаттықтым</w:t>
-            </w:r>
-          </w:p>
-        </w:tc>
-        <w:tc>
-          <w:tcPr>
-            <w:tcW w:type="dxa" w:w="3059"/>
-            <w:tcBorders>
-              <w:top w:val="single" w:color="000000" w:sz="4"/>
-              <w:left w:val="single" w:color="000000" w:sz="4"/>
-              <w:bottom w:val="single" w:color="000000" w:sz="4"/>
-              <w:right w:val="single" w:color="000000" w:sz="4"/>
-            </w:tcBorders>
-            <w:tcMar>
-              <w:top w:type="dxa" w:w="40"/>
-              <w:left w:type="dxa" w:w="80"/>
-              <w:bottom w:type="dxa" w:w="40"/>
-              <w:right w:type="dxa" w:w="80"/>
-            </w:tcMar>
-            <w:vAlign w:val="center"/>
-          </w:tcPr>
-          <w:p>
-            <w:pPr>
-              <w:spacing w:line="240"/>
-              <w:jc w:val="left"/>
-            </w:pPr>
-            <w:r>
-              <w:rPr>
-                <w:rFonts w:ascii="Times New Roman" w:cs="Times New Roman" w:eastAsia="Times New Roman" w:hAnsi="Times New Roman"/>
-                <w:b w:val="false"/>
-                <w:bCs w:val="false"/>
-                <w:sz w:val="22"/>
-                <w:szCs w:val="22"/>
-              </w:rPr>
-              <w:t xml:space="preserve">Көрме стенді, қорғау сөзі</w:t>
-            </w:r>
-          </w:p>
-        </w:tc>
-        <w:tc>
-          <w:tcPr>
-            <w:tcW w:type="dxa" w:w="2622"/>
-            <w:tcBorders>
-              <w:top w:val="single" w:color="000000" w:sz="4"/>
-              <w:left w:val="single" w:color="000000" w:sz="4"/>
-              <w:bottom w:val="single" w:color="000000" w:sz="4"/>
-              <w:right w:val="single" w:color="000000" w:sz="4"/>
-            </w:tcBorders>
-            <w:tcMar>
-              <w:top w:type="dxa" w:w="40"/>
-              <w:left w:type="dxa" w:w="80"/>
-              <w:bottom w:type="dxa" w:w="40"/>
-              <w:right w:type="dxa" w:w="80"/>
-            </w:tcMar>
-            <w:vAlign w:val="center"/>
-          </w:tcPr>
-          <w:p>
-            <w:pPr>
-              <w:spacing w:line="240"/>
-              <w:jc w:val="left"/>
-            </w:pPr>
-            <w:r>
-              <w:rPr>
-                <w:rFonts w:ascii="Times New Roman" w:cs="Times New Roman" w:eastAsia="Times New Roman" w:hAnsi="Times New Roman"/>
-                <w:b w:val="false"/>
-                <w:bCs w:val="false"/>
-                <w:sz w:val="22"/>
-                <w:szCs w:val="22"/>
-                <w:highlight w:val="yellow"/>
-              </w:rPr>
-              <w:t xml:space="preserve">[Қиындықтар]</w:t>
             </w:r>
           </w:p>
         </w:tc>

--- a/Zerde_Ulttyq_oiyndar/Zertteu_kundeligi.docx
+++ b/Zerde_Ulttyq_oiyndar/Zertteu_kundeligi.docx
@@ -1965,7 +1965,7 @@
                 <w:sz w:val="22"/>
                 <w:szCs w:val="22"/>
               </w:rPr>
-              <w:t xml:space="preserve">Сыныптастарым сауалнаманы толтырды, жауаптарды кестеге енгіздім</w:t>
+              <w:t xml:space="preserve">Сыныптастарым сауалнаманы толтырды (22 жауап, оның 3-еуі келісімсіз болғандықтан алынбады), жауаптарды кестеге аударып, санадым</w:t>
             </w:r>
           </w:p>
         </w:tc>
@@ -1998,19 +1998,8 @@
                 <w:bCs w:val="false"/>
                 <w:sz w:val="22"/>
                 <w:szCs w:val="22"/>
-                <w:highlight w:val="yellow"/>
-              </w:rPr>
-              <w:t xml:space="preserve">[___]</w:t>
-            </w:r>
-            <w:r>
-              <w:rPr>
-                <w:rFonts w:ascii="Times New Roman" w:cs="Times New Roman" w:eastAsia="Times New Roman" w:hAnsi="Times New Roman"/>
-                <w:b w:val="false"/>
-                <w:bCs w:val="false"/>
-                <w:sz w:val="22"/>
-                <w:szCs w:val="22"/>
-              </w:rPr>
-              <w:t xml:space="preserve"> қатысушы</w:t>
+              </w:rPr>
+              <w:t xml:space="preserve">19 қатысушы</w:t>
             </w:r>
           </w:p>
         </w:tc>
